--- a/brAhmaNa/TB 2.1-2.4 Tamil Corrections.docx
+++ b/brAhmaNa/TB 2.1-2.4 Tamil Corrections.docx
@@ -14,7 +14,6 @@
           <w:u w:val="single"/>
         </w:rPr>
       </w:pPr>
-      <w:proofErr w:type="spellStart"/>
       <w:r>
         <w:rPr>
           <w:b/>
@@ -23,9 +22,8 @@
           <w:szCs w:val="32"/>
           <w:u w:val="single"/>
         </w:rPr>
-        <w:t>TaittirIya</w:t>
+        <w:t>TaittirIya BrAhmaNam TB 2.1 - 2.4  Book</w:t>
       </w:r>
-      <w:proofErr w:type="spellEnd"/>
       <w:r>
         <w:rPr>
           <w:b/>
@@ -36,7 +34,19 @@
         </w:rPr>
         <w:t xml:space="preserve"> </w:t>
       </w:r>
-      <w:proofErr w:type="spellStart"/>
+    </w:p>
+    <w:p>
+      <w:pPr>
+        <w:spacing w:before="0"/>
+        <w:jc w:val="center"/>
+        <w:rPr>
+          <w:b/>
+          <w:bCs/>
+          <w:sz w:val="32"/>
+          <w:szCs w:val="32"/>
+          <w:u w:val="single"/>
+        </w:rPr>
+      </w:pPr>
       <w:r>
         <w:rPr>
           <w:b/>
@@ -45,9 +55,8 @@
           <w:szCs w:val="32"/>
           <w:u w:val="single"/>
         </w:rPr>
-        <w:t>BrAhmaNam</w:t>
+        <w:t>Tamil</w:t>
       </w:r>
-      <w:proofErr w:type="spellEnd"/>
       <w:r>
         <w:rPr>
           <w:b/>
@@ -56,9 +65,8 @@
           <w:szCs w:val="32"/>
           <w:u w:val="single"/>
         </w:rPr>
-        <w:t xml:space="preserve"> TB 2.1 - </w:t>
+        <w:t xml:space="preserve"> </w:t>
       </w:r>
-      <w:proofErr w:type="gramStart"/>
       <w:r>
         <w:rPr>
           <w:b/>
@@ -67,9 +75,587 @@
           <w:szCs w:val="32"/>
           <w:u w:val="single"/>
         </w:rPr>
-        <w:t>2.4  Book</w:t>
+        <w:t>Corrections –</w:t>
       </w:r>
-      <w:proofErr w:type="gramEnd"/>
+      <w:r>
+        <w:rPr>
+          <w:b/>
+          <w:bCs/>
+          <w:sz w:val="32"/>
+          <w:szCs w:val="32"/>
+          <w:u w:val="single"/>
+        </w:rPr>
+        <w:t xml:space="preserve"> </w:t>
+      </w:r>
+      <w:r>
+        <w:rPr>
+          <w:b/>
+          <w:bCs/>
+          <w:sz w:val="32"/>
+          <w:szCs w:val="32"/>
+          <w:u w:val="single"/>
+        </w:rPr>
+        <w:t xml:space="preserve">Observed till </w:t>
+      </w:r>
+      <w:r>
+        <w:rPr>
+          <w:b/>
+          <w:bCs/>
+          <w:sz w:val="32"/>
+          <w:szCs w:val="32"/>
+          <w:highlight w:val="red"/>
+          <w:u w:val="single"/>
+        </w:rPr>
+        <w:t>?????</w:t>
+      </w:r>
+    </w:p>
+    <w:p>
+      <w:pPr>
+        <w:jc w:val="center"/>
+        <w:rPr>
+          <w:b/>
+          <w:bCs/>
+        </w:rPr>
+      </w:pPr>
+      <w:r>
+        <w:rPr>
+          <w:b/>
+          <w:bCs/>
+        </w:rPr>
+        <w:t xml:space="preserve">(ignore those which are already incorporated in your book’s version and date). </w:t>
+      </w:r>
+      <w:r>
+        <w:rPr>
+          <w:b/>
+          <w:bCs/>
+        </w:rPr>
+        <w:br/>
+        <w:t>Kindly refer to your Guru for the differences in Swaram marking between various sources.</w:t>
+      </w:r>
+    </w:p>
+    <w:tbl>
+      <w:tblPr>
+        <w:tblW w:w="14083" w:type="dxa"/>
+        <w:tblInd w:w="-792" w:type="dxa"/>
+        <w:tblBorders>
+          <w:top w:val="single" w:sz="4" w:space="0" w:color="000000"/>
+          <w:left w:val="single" w:sz="4" w:space="0" w:color="000000"/>
+          <w:bottom w:val="single" w:sz="4" w:space="0" w:color="000000"/>
+          <w:right w:val="single" w:sz="4" w:space="0" w:color="000000"/>
+          <w:insideH w:val="single" w:sz="4" w:space="0" w:color="000000"/>
+          <w:insideV w:val="single" w:sz="4" w:space="0" w:color="000000"/>
+        </w:tblBorders>
+        <w:tblLook w:val="04A0" w:firstRow="1" w:lastRow="0" w:firstColumn="1" w:lastColumn="0" w:noHBand="0" w:noVBand="1"/>
+      </w:tblPr>
+      <w:tblGrid>
+        <w:gridCol w:w="3168"/>
+        <w:gridCol w:w="5387"/>
+        <w:gridCol w:w="5528"/>
+      </w:tblGrid>
+      <w:tr>
+        <w:tc>
+          <w:tcPr>
+            <w:tcW w:w="3168" w:type="dxa"/>
+          </w:tcPr>
+          <w:p>
+            <w:pPr>
+              <w:spacing w:before="0" w:line="240" w:lineRule="auto"/>
+              <w:jc w:val="center"/>
+              <w:rPr>
+                <w:sz w:val="32"/>
+                <w:szCs w:val="32"/>
+              </w:rPr>
+            </w:pPr>
+            <w:r>
+              <w:rPr>
+                <w:sz w:val="32"/>
+                <w:szCs w:val="32"/>
+              </w:rPr>
+              <w:t>Section, Paragraph</w:t>
+            </w:r>
+          </w:p>
+          <w:p>
+            <w:pPr>
+              <w:spacing w:before="0" w:line="240" w:lineRule="auto"/>
+              <w:jc w:val="center"/>
+              <w:rPr>
+                <w:sz w:val="32"/>
+                <w:szCs w:val="32"/>
+              </w:rPr>
+            </w:pPr>
+            <w:r>
+              <w:rPr>
+                <w:sz w:val="32"/>
+                <w:szCs w:val="32"/>
+              </w:rPr>
+              <w:t>Reference</w:t>
+            </w:r>
+          </w:p>
+        </w:tc>
+        <w:tc>
+          <w:tcPr>
+            <w:tcW w:w="5387" w:type="dxa"/>
+          </w:tcPr>
+          <w:p>
+            <w:pPr>
+              <w:spacing w:before="0" w:line="240" w:lineRule="auto"/>
+              <w:jc w:val="center"/>
+              <w:rPr>
+                <w:sz w:val="32"/>
+                <w:szCs w:val="32"/>
+              </w:rPr>
+            </w:pPr>
+            <w:r>
+              <w:rPr>
+                <w:sz w:val="32"/>
+                <w:szCs w:val="32"/>
+              </w:rPr>
+              <w:t>As Printed</w:t>
+            </w:r>
+          </w:p>
+        </w:tc>
+        <w:tc>
+          <w:tcPr>
+            <w:tcW w:w="5528" w:type="dxa"/>
+          </w:tcPr>
+          <w:p>
+            <w:pPr>
+              <w:spacing w:before="0" w:line="240" w:lineRule="auto"/>
+              <w:ind w:right="-18"/>
+              <w:jc w:val="center"/>
+              <w:rPr>
+                <w:sz w:val="32"/>
+                <w:szCs w:val="32"/>
+              </w:rPr>
+            </w:pPr>
+            <w:r>
+              <w:rPr>
+                <w:sz w:val="32"/>
+                <w:szCs w:val="32"/>
+              </w:rPr>
+              <w:t>To be read as or corrected as</w:t>
+            </w:r>
+          </w:p>
+          <w:p>
+            <w:pPr>
+              <w:spacing w:before="0" w:line="240" w:lineRule="auto"/>
+              <w:ind w:right="-18"/>
+              <w:jc w:val="center"/>
+              <w:rPr>
+                <w:sz w:val="32"/>
+                <w:szCs w:val="32"/>
+              </w:rPr>
+            </w:pPr>
+            <w:r>
+              <w:rPr>
+                <w:sz w:val="32"/>
+                <w:szCs w:val="32"/>
+              </w:rPr>
+              <w:t>(Comments and analysis)</w:t>
+            </w:r>
+          </w:p>
+        </w:tc>
+      </w:tr>
+      <w:tr>
+        <w:trPr>
+          <w:trHeight w:val="929"/>
+        </w:trPr>
+        <w:tc>
+          <w:tcPr>
+            <w:tcW w:w="3168" w:type="dxa"/>
+          </w:tcPr>
+          <w:p>
+            <w:pPr>
+              <w:spacing w:before="0" w:line="240" w:lineRule="auto"/>
+              <w:rPr>
+                <w:b/>
+                <w:sz w:val="28"/>
+                <w:szCs w:val="28"/>
+                <w:lang w:val="it-IT"/>
+              </w:rPr>
+            </w:pPr>
+            <w:r>
+              <w:rPr>
+                <w:b/>
+                <w:sz w:val="28"/>
+                <w:szCs w:val="28"/>
+                <w:lang w:val="it-IT"/>
+              </w:rPr>
+              <w:t>TB 2.</w:t>
+            </w:r>
+            <w:r>
+              <w:rPr>
+                <w:b/>
+                <w:sz w:val="28"/>
+                <w:szCs w:val="28"/>
+                <w:lang w:val="it-IT"/>
+              </w:rPr>
+              <w:t>3.3.2</w:t>
+            </w:r>
+          </w:p>
+          <w:p>
+            <w:pPr>
+              <w:spacing w:before="0" w:line="240" w:lineRule="auto"/>
+              <w:rPr>
+                <w:b/>
+                <w:sz w:val="28"/>
+                <w:szCs w:val="28"/>
+                <w:lang w:val="it-IT"/>
+              </w:rPr>
+            </w:pPr>
+            <w:r>
+              <w:rPr>
+                <w:b/>
+                <w:sz w:val="28"/>
+                <w:szCs w:val="28"/>
+                <w:lang w:val="it-IT"/>
+              </w:rPr>
+              <w:t xml:space="preserve">Statement </w:t>
+            </w:r>
+            <w:r>
+              <w:rPr>
+                <w:b/>
+                <w:sz w:val="28"/>
+                <w:szCs w:val="28"/>
+                <w:lang w:val="it-IT"/>
+              </w:rPr>
+              <w:t xml:space="preserve">No. - </w:t>
+            </w:r>
+            <w:r>
+              <w:rPr>
+                <w:b/>
+                <w:sz w:val="28"/>
+                <w:szCs w:val="28"/>
+                <w:lang w:val="it-IT"/>
+              </w:rPr>
+              <w:t>15</w:t>
+            </w:r>
+          </w:p>
+          <w:p>
+            <w:pPr>
+              <w:spacing w:before="0" w:line="240" w:lineRule="auto"/>
+              <w:rPr>
+                <w:b/>
+                <w:sz w:val="28"/>
+                <w:szCs w:val="28"/>
+                <w:lang w:val="it-IT"/>
+              </w:rPr>
+            </w:pPr>
+            <w:r>
+              <w:rPr>
+                <w:b/>
+                <w:sz w:val="28"/>
+                <w:szCs w:val="28"/>
+                <w:lang w:val="it-IT"/>
+              </w:rPr>
+              <w:t xml:space="preserve">Dasini No - </w:t>
+            </w:r>
+            <w:r>
+              <w:rPr>
+                <w:b/>
+                <w:sz w:val="28"/>
+                <w:szCs w:val="28"/>
+                <w:lang w:val="it-IT"/>
+              </w:rPr>
+              <w:t>10</w:t>
+            </w:r>
+          </w:p>
+        </w:tc>
+        <w:tc>
+          <w:tcPr>
+            <w:tcW w:w="5387" w:type="dxa"/>
+          </w:tcPr>
+          <w:p>
+            <w:pPr>
+              <w:spacing w:before="0" w:line="240" w:lineRule="auto"/>
+              <w:rPr>
+                <w:rFonts w:ascii="BRH Malayalam Extra" w:hAnsi="BRH Malayalam Extra" w:cs="BRH Malayalam Extra"/>
+                <w:sz w:val="40"/>
+                <w:szCs w:val="40"/>
+                <w:highlight w:val="yellow"/>
+                <w:lang w:val="it-IT"/>
+              </w:rPr>
+            </w:pPr>
+            <w:r>
+              <w:rPr>
+                <w:rFonts w:ascii="Latha" w:hAnsi="Latha" w:cs="Latha"/>
+                <w:sz w:val="28"/>
+                <w:szCs w:val="28"/>
+                <w:cs/>
+                <w:lang w:bidi="ta-IN"/>
+              </w:rPr>
+              <w:t>ய ஏ</w:t>
+            </w:r>
+            <w:r>
+              <w:rPr>
+                <w:rFonts w:ascii="BRH Tamil Tab Extra" w:hAnsi="BRH Tamil Tab Extra" w:cs="Latha"/>
+                <w:b/>
+                <w:sz w:val="32"/>
+                <w:szCs w:val="28"/>
+                <w:lang w:val="it-IT"/>
+              </w:rPr>
+              <w:t>…</w:t>
+            </w:r>
+            <w:r>
+              <w:rPr>
+                <w:rFonts w:ascii="Latha" w:hAnsi="Latha" w:cs="Latha"/>
+                <w:sz w:val="28"/>
+                <w:szCs w:val="28"/>
+                <w:cs/>
+                <w:lang w:bidi="ta-IN"/>
+              </w:rPr>
+              <w:t xml:space="preserve">வம் </w:t>
+            </w:r>
+            <w:r>
+              <w:rPr>
+                <w:rFonts w:ascii="BRH Devanagari Extra" w:hAnsi="BRH Devanagari Extra" w:cs="Latha"/>
+                <w:b/>
+                <w:sz w:val="36"/>
+                <w:szCs w:val="28"/>
+                <w:lang w:val="it-IT"/>
+              </w:rPr>
+              <w:t>Æ</w:t>
+            </w:r>
+            <w:r>
+              <w:rPr>
+                <w:rFonts w:ascii="Latha" w:hAnsi="Latha" w:cs="Latha"/>
+                <w:sz w:val="28"/>
+                <w:szCs w:val="28"/>
+                <w:cs/>
+                <w:lang w:bidi="ta-IN"/>
+              </w:rPr>
+              <w:t>வி</w:t>
+            </w:r>
+            <w:r>
+              <w:rPr>
+                <w:rFonts w:ascii="BRH Tamil Tab Extra" w:hAnsi="BRH Tamil Tab Extra" w:cs="Latha"/>
+                <w:b/>
+                <w:sz w:val="32"/>
+                <w:szCs w:val="28"/>
+                <w:lang w:val="it-IT"/>
+              </w:rPr>
+              <w:t>…</w:t>
+            </w:r>
+            <w:r>
+              <w:rPr>
+                <w:rFonts w:ascii="Latha" w:hAnsi="Latha" w:cs="Latha"/>
+                <w:sz w:val="28"/>
+                <w:szCs w:val="28"/>
+                <w:highlight w:val="yellow"/>
+                <w:cs/>
+                <w:lang w:bidi="ta-IN"/>
+              </w:rPr>
+              <w:t>தா</w:t>
+            </w:r>
+            <w:r>
+              <w:rPr>
+                <w:rFonts w:ascii="Latha" w:hAnsi="Latha" w:cs="Latha"/>
+                <w:b/>
+                <w:bCs/>
+                <w:position w:val="-12"/>
+                <w:sz w:val="28"/>
+                <w:szCs w:val="28"/>
+                <w:cs/>
+                <w:lang w:bidi="ta-IN"/>
+              </w:rPr>
+              <w:t>3</w:t>
+            </w:r>
+            <w:r>
+              <w:rPr>
+                <w:rFonts w:ascii="Latha" w:hAnsi="Latha" w:cs="Latha"/>
+                <w:sz w:val="28"/>
+                <w:szCs w:val="28"/>
+                <w:cs/>
+                <w:lang w:bidi="ta-IN"/>
+              </w:rPr>
+              <w:t>ன்னி ச</w:t>
+            </w:r>
+          </w:p>
+        </w:tc>
+        <w:tc>
+          <w:tcPr>
+            <w:tcW w:w="5528" w:type="dxa"/>
+          </w:tcPr>
+          <w:p>
+            <w:pPr>
+              <w:spacing w:before="0" w:line="240" w:lineRule="auto"/>
+              <w:rPr>
+                <w:rFonts w:ascii="BRH Malayalam Extra" w:hAnsi="BRH Malayalam Extra" w:cs="BRH Malayalam Extra"/>
+                <w:sz w:val="40"/>
+                <w:szCs w:val="40"/>
+                <w:lang w:val="it-IT"/>
+              </w:rPr>
+            </w:pPr>
+            <w:r>
+              <w:rPr>
+                <w:rFonts w:ascii="Latha" w:hAnsi="Latha" w:cs="Latha"/>
+                <w:sz w:val="28"/>
+                <w:szCs w:val="28"/>
+                <w:cs/>
+                <w:lang w:bidi="ta-IN"/>
+              </w:rPr>
+              <w:t>ய ஏ</w:t>
+            </w:r>
+            <w:r>
+              <w:rPr>
+                <w:rFonts w:ascii="BRH Tamil Tab Extra" w:hAnsi="BRH Tamil Tab Extra" w:cs="Latha"/>
+                <w:b/>
+                <w:sz w:val="32"/>
+                <w:szCs w:val="28"/>
+                <w:lang w:val="it-IT"/>
+              </w:rPr>
+              <w:t>…</w:t>
+            </w:r>
+            <w:r>
+              <w:rPr>
+                <w:rFonts w:ascii="Latha" w:hAnsi="Latha" w:cs="Latha"/>
+                <w:sz w:val="28"/>
+                <w:szCs w:val="28"/>
+                <w:cs/>
+                <w:lang w:bidi="ta-IN"/>
+              </w:rPr>
+              <w:t xml:space="preserve">வம் </w:t>
+            </w:r>
+            <w:r>
+              <w:rPr>
+                <w:rFonts w:ascii="BRH Devanagari Extra" w:hAnsi="BRH Devanagari Extra" w:cs="Latha"/>
+                <w:b/>
+                <w:sz w:val="36"/>
+                <w:szCs w:val="28"/>
+                <w:lang w:val="it-IT"/>
+              </w:rPr>
+              <w:t>Æ</w:t>
+            </w:r>
+            <w:r>
+              <w:rPr>
+                <w:rFonts w:ascii="Latha" w:hAnsi="Latha" w:cs="Latha"/>
+                <w:sz w:val="28"/>
+                <w:szCs w:val="28"/>
+                <w:cs/>
+                <w:lang w:bidi="ta-IN"/>
+              </w:rPr>
+              <w:t>வி</w:t>
+            </w:r>
+            <w:r>
+              <w:rPr>
+                <w:rFonts w:ascii="BRH Tamil Tab Extra" w:hAnsi="BRH Tamil Tab Extra" w:cs="Latha"/>
+                <w:b/>
+                <w:sz w:val="32"/>
+                <w:szCs w:val="28"/>
+                <w:lang w:val="it-IT"/>
+              </w:rPr>
+              <w:t>…</w:t>
+            </w:r>
+            <w:r>
+              <w:rPr>
+                <w:rFonts w:ascii="Latha" w:hAnsi="Latha" w:cs="Latha"/>
+                <w:sz w:val="28"/>
+                <w:szCs w:val="28"/>
+                <w:highlight w:val="green"/>
+                <w:cs/>
+                <w:lang w:bidi="ta-IN"/>
+              </w:rPr>
+              <w:t>த்</w:t>
+            </w:r>
+            <w:r>
+              <w:rPr>
+                <w:rFonts w:ascii="Latha" w:hAnsi="Latha" w:cs="Latha"/>
+                <w:b/>
+                <w:bCs/>
+                <w:position w:val="-12"/>
+                <w:sz w:val="28"/>
+                <w:szCs w:val="28"/>
+                <w:highlight w:val="green"/>
+                <w:cs/>
+                <w:lang w:bidi="ta-IN"/>
+              </w:rPr>
+              <w:t>3</w:t>
+            </w:r>
+            <w:r>
+              <w:rPr>
+                <w:rFonts w:ascii="Latha" w:hAnsi="Latha" w:cs="Latha"/>
+                <w:sz w:val="28"/>
+                <w:szCs w:val="28"/>
+                <w:highlight w:val="green"/>
+                <w:cs/>
+                <w:lang w:bidi="ta-IN"/>
+              </w:rPr>
+              <w:t>வா</w:t>
+            </w:r>
+            <w:r>
+              <w:rPr>
+                <w:rFonts w:ascii="Latha" w:hAnsi="Latha" w:cs="Latha"/>
+                <w:sz w:val="28"/>
+                <w:szCs w:val="28"/>
+                <w:cs/>
+                <w:lang w:bidi="ta-IN"/>
+              </w:rPr>
+              <w:t>ன்னி ச</w:t>
+            </w:r>
+            <w:r>
+              <w:rPr>
+                <w:rFonts w:ascii="BRH Tamil Tab Extra" w:hAnsi="BRH Tamil Tab Extra" w:cs="Latha"/>
+                <w:b/>
+                <w:sz w:val="36"/>
+                <w:szCs w:val="28"/>
+                <w:lang w:val="it-IT"/>
+              </w:rPr>
+              <w:t>†</w:t>
+            </w:r>
+          </w:p>
+        </w:tc>
+      </w:tr>
+    </w:tbl>
+    <w:p>
+      <w:pPr>
+        <w:spacing w:before="0"/>
+        <w:jc w:val="center"/>
+        <w:rPr>
+          <w:b/>
+          <w:bCs/>
+          <w:sz w:val="32"/>
+          <w:szCs w:val="32"/>
+          <w:u w:val="single"/>
+          <w:lang w:val="it-IT"/>
+        </w:rPr>
+      </w:pPr>
+    </w:p>
+    <w:p>
+      <w:pPr>
+        <w:spacing w:before="0"/>
+        <w:jc w:val="center"/>
+        <w:rPr>
+          <w:b/>
+          <w:bCs/>
+          <w:sz w:val="32"/>
+          <w:szCs w:val="32"/>
+          <w:u w:val="single"/>
+          <w:lang w:val="it-IT"/>
+        </w:rPr>
+      </w:pPr>
+    </w:p>
+    <w:p>
+      <w:pPr>
+        <w:spacing w:before="0"/>
+        <w:jc w:val="center"/>
+        <w:rPr>
+          <w:b/>
+          <w:bCs/>
+          <w:sz w:val="32"/>
+          <w:szCs w:val="32"/>
+          <w:u w:val="single"/>
+        </w:rPr>
+      </w:pPr>
+      <w:r>
+        <w:rPr>
+          <w:b/>
+          <w:bCs/>
+          <w:sz w:val="32"/>
+          <w:szCs w:val="32"/>
+          <w:u w:val="single"/>
+        </w:rPr>
+        <w:t>TaittirIya BrAhmaNam TB 2.1 - 2.4  Book</w:t>
+      </w:r>
       <w:r>
         <w:rPr>
           <w:b/>
@@ -1628,7 +2214,6 @@
           <w:u w:val="single"/>
         </w:rPr>
       </w:pPr>
-      <w:proofErr w:type="spellStart"/>
       <w:r>
         <w:rPr>
           <w:b/>
@@ -1637,54 +2222,8 @@
           <w:szCs w:val="32"/>
           <w:u w:val="single"/>
         </w:rPr>
-        <w:lastRenderedPageBreak/>
-        <w:t>TaittirIya</w:t>
+        <w:t>TaittirIya BrAhmaNam TB 2.1 - 2.4  Book</w:t>
       </w:r>
-      <w:proofErr w:type="spellEnd"/>
-      <w:r>
-        <w:rPr>
-          <w:b/>
-          <w:bCs/>
-          <w:sz w:val="32"/>
-          <w:szCs w:val="32"/>
-          <w:u w:val="single"/>
-        </w:rPr>
-        <w:t xml:space="preserve"> </w:t>
-      </w:r>
-      <w:proofErr w:type="spellStart"/>
-      <w:r>
-        <w:rPr>
-          <w:b/>
-          <w:bCs/>
-          <w:sz w:val="32"/>
-          <w:szCs w:val="32"/>
-          <w:u w:val="single"/>
-        </w:rPr>
-        <w:t>BrAhmaNam</w:t>
-      </w:r>
-      <w:proofErr w:type="spellEnd"/>
-      <w:r>
-        <w:rPr>
-          <w:b/>
-          <w:bCs/>
-          <w:sz w:val="32"/>
-          <w:szCs w:val="32"/>
-          <w:u w:val="single"/>
-        </w:rPr>
-        <w:t xml:space="preserve"> TB 2.1 - </w:t>
-      </w:r>
-      <w:proofErr w:type="gramStart"/>
-      <w:r>
-        <w:rPr>
-          <w:b/>
-          <w:bCs/>
-          <w:sz w:val="32"/>
-          <w:szCs w:val="32"/>
-          <w:u w:val="single"/>
-        </w:rPr>
-        <w:t>2.4  Book</w:t>
-      </w:r>
-      <w:proofErr w:type="gramEnd"/>
       <w:r>
         <w:rPr>
           <w:b/>
@@ -2874,6 +3413,7 @@
                 <w:cs/>
                 <w:lang w:bidi="ta-IN"/>
               </w:rPr>
+              <w:lastRenderedPageBreak/>
               <w:t>வாகா</w:t>
             </w:r>
             <w:r>
@@ -2950,6 +3490,7 @@
                 <w:cs/>
                 <w:lang w:bidi="ta-IN"/>
               </w:rPr>
+              <w:lastRenderedPageBreak/>
               <w:t>தஸ்யை</w:t>
             </w:r>
             <w:r>
@@ -3038,6 +3579,7 @@
                 <w:cs/>
                 <w:lang w:bidi="ta-IN"/>
               </w:rPr>
+              <w:lastRenderedPageBreak/>
               <w:t>வாகா</w:t>
             </w:r>
             <w:r>
@@ -3118,6 +3660,7 @@
                 <w:szCs w:val="28"/>
                 <w:lang w:val="it-IT"/>
               </w:rPr>
+              <w:lastRenderedPageBreak/>
               <w:t>TB 2.4.6.3</w:t>
             </w:r>
           </w:p>
@@ -3683,7 +4226,6 @@
           <w:u w:val="single"/>
         </w:rPr>
       </w:pPr>
-      <w:proofErr w:type="spellStart"/>
       <w:r>
         <w:rPr>
           <w:b/>
@@ -3692,53 +4234,8 @@
           <w:szCs w:val="32"/>
           <w:u w:val="single"/>
         </w:rPr>
-        <w:t>TaittirIya</w:t>
+        <w:t>TaittirIya BrAhmaNam TB 2.1 - 2.4  Book</w:t>
       </w:r>
-      <w:proofErr w:type="spellEnd"/>
-      <w:r>
-        <w:rPr>
-          <w:b/>
-          <w:bCs/>
-          <w:sz w:val="32"/>
-          <w:szCs w:val="32"/>
-          <w:u w:val="single"/>
-        </w:rPr>
-        <w:t xml:space="preserve"> </w:t>
-      </w:r>
-      <w:proofErr w:type="spellStart"/>
-      <w:r>
-        <w:rPr>
-          <w:b/>
-          <w:bCs/>
-          <w:sz w:val="32"/>
-          <w:szCs w:val="32"/>
-          <w:u w:val="single"/>
-        </w:rPr>
-        <w:t>BrAhmaNam</w:t>
-      </w:r>
-      <w:proofErr w:type="spellEnd"/>
-      <w:r>
-        <w:rPr>
-          <w:b/>
-          <w:bCs/>
-          <w:sz w:val="32"/>
-          <w:szCs w:val="32"/>
-          <w:u w:val="single"/>
-        </w:rPr>
-        <w:t xml:space="preserve"> TB 2.1 - </w:t>
-      </w:r>
-      <w:proofErr w:type="gramStart"/>
-      <w:r>
-        <w:rPr>
-          <w:b/>
-          <w:bCs/>
-          <w:sz w:val="32"/>
-          <w:szCs w:val="32"/>
-          <w:u w:val="single"/>
-        </w:rPr>
-        <w:t>2.4  Book</w:t>
-      </w:r>
-      <w:proofErr w:type="gramEnd"/>
       <w:r>
         <w:rPr>
           <w:b/>
@@ -4053,23 +4550,13 @@
                 <w:szCs w:val="28"/>
               </w:rPr>
             </w:pPr>
-            <w:proofErr w:type="spellStart"/>
-            <w:r>
-              <w:rPr>
-                <w:b/>
-                <w:sz w:val="28"/>
-                <w:szCs w:val="28"/>
-              </w:rPr>
-              <w:t>Dasini</w:t>
-            </w:r>
-            <w:proofErr w:type="spellEnd"/>
-            <w:r>
-              <w:rPr>
-                <w:b/>
-                <w:sz w:val="28"/>
-                <w:szCs w:val="28"/>
-              </w:rPr>
-              <w:t xml:space="preserve"> No - 25</w:t>
+            <w:r>
+              <w:rPr>
+                <w:b/>
+                <w:sz w:val="28"/>
+                <w:szCs w:val="28"/>
+              </w:rPr>
+              <w:t>Dasini No - 25</w:t>
             </w:r>
           </w:p>
         </w:tc>
@@ -4385,23 +4872,13 @@
                 <w:szCs w:val="28"/>
               </w:rPr>
             </w:pPr>
-            <w:proofErr w:type="spellStart"/>
-            <w:r>
-              <w:rPr>
-                <w:b/>
-                <w:sz w:val="28"/>
-                <w:szCs w:val="28"/>
-              </w:rPr>
-              <w:t>Dasini</w:t>
-            </w:r>
-            <w:proofErr w:type="spellEnd"/>
-            <w:r>
-              <w:rPr>
-                <w:b/>
-                <w:sz w:val="28"/>
-                <w:szCs w:val="28"/>
-              </w:rPr>
-              <w:t xml:space="preserve"> No -</w:t>
+            <w:r>
+              <w:rPr>
+                <w:b/>
+                <w:sz w:val="28"/>
+                <w:szCs w:val="28"/>
+              </w:rPr>
+              <w:t>Dasini No -</w:t>
             </w:r>
             <w:r>
               <w:rPr>
@@ -4769,6 +5246,7 @@
                 <w:sz w:val="28"/>
                 <w:szCs w:val="28"/>
               </w:rPr>
+              <w:lastRenderedPageBreak/>
               <w:t xml:space="preserve">TB </w:t>
             </w:r>
             <w:r>
@@ -4823,23 +5301,13 @@
                 <w:szCs w:val="28"/>
               </w:rPr>
             </w:pPr>
-            <w:proofErr w:type="spellStart"/>
-            <w:r>
-              <w:rPr>
-                <w:b/>
-                <w:sz w:val="28"/>
-                <w:szCs w:val="28"/>
-              </w:rPr>
-              <w:t>Dasini</w:t>
-            </w:r>
-            <w:proofErr w:type="spellEnd"/>
-            <w:r>
-              <w:rPr>
-                <w:b/>
-                <w:sz w:val="28"/>
-                <w:szCs w:val="28"/>
-              </w:rPr>
-              <w:t xml:space="preserve"> No -</w:t>
+            <w:r>
+              <w:rPr>
+                <w:b/>
+                <w:sz w:val="28"/>
+                <w:szCs w:val="28"/>
+              </w:rPr>
+              <w:t>Dasini No -</w:t>
             </w:r>
             <w:r>
               <w:rPr>
@@ -5235,23 +5703,13 @@
                 <w:szCs w:val="28"/>
               </w:rPr>
             </w:pPr>
-            <w:proofErr w:type="spellStart"/>
-            <w:r>
-              <w:rPr>
-                <w:b/>
-                <w:sz w:val="28"/>
-                <w:szCs w:val="28"/>
-              </w:rPr>
-              <w:t>Dasini</w:t>
-            </w:r>
-            <w:proofErr w:type="spellEnd"/>
-            <w:r>
-              <w:rPr>
-                <w:b/>
-                <w:sz w:val="28"/>
-                <w:szCs w:val="28"/>
-              </w:rPr>
-              <w:t xml:space="preserve"> No -</w:t>
+            <w:r>
+              <w:rPr>
+                <w:b/>
+                <w:sz w:val="28"/>
+                <w:szCs w:val="28"/>
+              </w:rPr>
+              <w:t>Dasini No -</w:t>
             </w:r>
             <w:r>
               <w:rPr>
@@ -5760,23 +6218,13 @@
                 <w:szCs w:val="28"/>
               </w:rPr>
             </w:pPr>
-            <w:proofErr w:type="spellStart"/>
-            <w:r>
-              <w:rPr>
-                <w:b/>
-                <w:sz w:val="28"/>
-                <w:szCs w:val="28"/>
-              </w:rPr>
-              <w:t>Dasini</w:t>
-            </w:r>
-            <w:proofErr w:type="spellEnd"/>
-            <w:r>
-              <w:rPr>
-                <w:b/>
-                <w:sz w:val="28"/>
-                <w:szCs w:val="28"/>
-              </w:rPr>
-              <w:t xml:space="preserve"> No -</w:t>
+            <w:r>
+              <w:rPr>
+                <w:b/>
+                <w:sz w:val="28"/>
+                <w:szCs w:val="28"/>
+              </w:rPr>
+              <w:t>Dasini No -</w:t>
             </w:r>
             <w:r>
               <w:rPr>
@@ -6164,23 +6612,13 @@
                 <w:szCs w:val="28"/>
               </w:rPr>
             </w:pPr>
-            <w:proofErr w:type="spellStart"/>
-            <w:r>
-              <w:rPr>
-                <w:b/>
-                <w:sz w:val="28"/>
-                <w:szCs w:val="28"/>
-              </w:rPr>
-              <w:t>Dasini</w:t>
-            </w:r>
-            <w:proofErr w:type="spellEnd"/>
-            <w:r>
-              <w:rPr>
-                <w:b/>
-                <w:sz w:val="28"/>
-                <w:szCs w:val="28"/>
-              </w:rPr>
-              <w:t xml:space="preserve"> No -</w:t>
+            <w:r>
+              <w:rPr>
+                <w:b/>
+                <w:sz w:val="28"/>
+                <w:szCs w:val="28"/>
+              </w:rPr>
+              <w:t>Dasini No -</w:t>
             </w:r>
             <w:r>
               <w:rPr>
@@ -6577,7 +7015,6 @@
                 <w:sz w:val="28"/>
                 <w:szCs w:val="28"/>
               </w:rPr>
-              <w:lastRenderedPageBreak/>
               <w:t xml:space="preserve">TB </w:t>
             </w:r>
             <w:r>
@@ -6648,23 +7085,13 @@
                 <w:szCs w:val="28"/>
               </w:rPr>
             </w:pPr>
-            <w:proofErr w:type="spellStart"/>
-            <w:r>
-              <w:rPr>
-                <w:b/>
-                <w:sz w:val="28"/>
-                <w:szCs w:val="28"/>
-              </w:rPr>
-              <w:t>Dasini</w:t>
-            </w:r>
-            <w:proofErr w:type="spellEnd"/>
-            <w:r>
-              <w:rPr>
-                <w:b/>
-                <w:sz w:val="28"/>
-                <w:szCs w:val="28"/>
-              </w:rPr>
-              <w:t xml:space="preserve"> No -</w:t>
+            <w:r>
+              <w:rPr>
+                <w:b/>
+                <w:sz w:val="28"/>
+                <w:szCs w:val="28"/>
+              </w:rPr>
+              <w:t>Dasini No -</w:t>
             </w:r>
             <w:r>
               <w:rPr>
@@ -6742,7 +7169,6 @@
               </w:rPr>
               <w:t>த</w:t>
             </w:r>
-            <w:proofErr w:type="spellStart"/>
             <w:r>
               <w:rPr>
                 <w:rFonts w:ascii="BRH Devanagari Extra" w:hAnsi="BRH Devanagari Extra" w:cs="Latha"/>
@@ -6752,7 +7178,6 @@
               </w:rPr>
               <w:t>óè</w:t>
             </w:r>
-            <w:proofErr w:type="spellEnd"/>
             <w:r>
               <w:rPr>
                 <w:rFonts w:ascii="Latha" w:hAnsi="Latha" w:cs="Latha"/>
@@ -6925,7 +7350,6 @@
               </w:rPr>
               <w:t>த</w:t>
             </w:r>
-            <w:proofErr w:type="spellStart"/>
             <w:r>
               <w:rPr>
                 <w:rFonts w:ascii="BRH Devanagari Extra" w:hAnsi="BRH Devanagari Extra" w:cs="Latha"/>
@@ -6935,7 +7359,6 @@
               </w:rPr>
               <w:t>óè</w:t>
             </w:r>
-            <w:proofErr w:type="spellEnd"/>
             <w:r>
               <w:rPr>
                 <w:rFonts w:ascii="Latha" w:hAnsi="Latha" w:cs="Latha"/>
@@ -7151,23 +7574,13 @@
                 <w:szCs w:val="28"/>
               </w:rPr>
             </w:pPr>
-            <w:proofErr w:type="spellStart"/>
-            <w:r>
-              <w:rPr>
-                <w:b/>
-                <w:sz w:val="28"/>
-                <w:szCs w:val="28"/>
-              </w:rPr>
-              <w:t>Dasini</w:t>
-            </w:r>
-            <w:proofErr w:type="spellEnd"/>
-            <w:r>
-              <w:rPr>
-                <w:b/>
-                <w:sz w:val="28"/>
-                <w:szCs w:val="28"/>
-              </w:rPr>
-              <w:t xml:space="preserve"> No -</w:t>
+            <w:r>
+              <w:rPr>
+                <w:b/>
+                <w:sz w:val="28"/>
+                <w:szCs w:val="28"/>
+              </w:rPr>
+              <w:t>Dasini No -</w:t>
             </w:r>
             <w:r>
               <w:rPr>
@@ -7644,23 +8057,13 @@
                 <w:szCs w:val="28"/>
               </w:rPr>
             </w:pPr>
-            <w:proofErr w:type="spellStart"/>
-            <w:r>
-              <w:rPr>
-                <w:b/>
-                <w:sz w:val="28"/>
-                <w:szCs w:val="28"/>
-              </w:rPr>
-              <w:t>Dasini</w:t>
-            </w:r>
-            <w:proofErr w:type="spellEnd"/>
-            <w:r>
-              <w:rPr>
-                <w:b/>
-                <w:sz w:val="28"/>
-                <w:szCs w:val="28"/>
-              </w:rPr>
-              <w:t xml:space="preserve"> No -</w:t>
+            <w:r>
+              <w:rPr>
+                <w:b/>
+                <w:sz w:val="28"/>
+                <w:szCs w:val="28"/>
+              </w:rPr>
+              <w:t>Dasini No -</w:t>
             </w:r>
             <w:r>
               <w:rPr>
@@ -8150,23 +8553,13 @@
                 <w:szCs w:val="28"/>
               </w:rPr>
             </w:pPr>
-            <w:proofErr w:type="spellStart"/>
-            <w:r>
-              <w:rPr>
-                <w:b/>
-                <w:sz w:val="28"/>
-                <w:szCs w:val="28"/>
-              </w:rPr>
-              <w:t>Dasini</w:t>
-            </w:r>
-            <w:proofErr w:type="spellEnd"/>
-            <w:r>
-              <w:rPr>
-                <w:b/>
-                <w:sz w:val="28"/>
-                <w:szCs w:val="28"/>
-              </w:rPr>
-              <w:t xml:space="preserve"> No -</w:t>
+            <w:r>
+              <w:rPr>
+                <w:b/>
+                <w:sz w:val="28"/>
+                <w:szCs w:val="28"/>
+              </w:rPr>
+              <w:t>Dasini No -</w:t>
             </w:r>
             <w:r>
               <w:rPr>
@@ -8302,7 +8695,6 @@
               </w:rPr>
               <w:t>…</w:t>
             </w:r>
-            <w:proofErr w:type="spellStart"/>
             <w:r>
               <w:rPr>
                 <w:rFonts w:ascii="BRH Devanagari Extra" w:hAnsi="BRH Devanagari Extra" w:cs="Latha"/>
@@ -8322,7 +8714,6 @@
               </w:rPr>
               <w:t>è</w:t>
             </w:r>
-            <w:proofErr w:type="spellEnd"/>
             <w:r>
               <w:rPr>
                 <w:rFonts w:ascii="Latha" w:hAnsi="Latha" w:cs="Latha"/>
@@ -8342,7 +8733,6 @@
               </w:rPr>
               <w:t>…</w:t>
             </w:r>
-            <w:proofErr w:type="spellStart"/>
             <w:r>
               <w:rPr>
                 <w:rFonts w:ascii="BRH Devanagari Extra" w:hAnsi="BRH Devanagari Extra" w:cs="Latha"/>
@@ -8352,7 +8742,6 @@
               </w:rPr>
               <w:t>óè</w:t>
             </w:r>
-            <w:proofErr w:type="spellEnd"/>
             <w:r>
               <w:rPr>
                 <w:rFonts w:ascii="BRH Tamil Tab Extra" w:hAnsi="BRH Tamil Tab Extra" w:cs="Latha"/>
@@ -8513,7 +8902,6 @@
               </w:rPr>
               <w:t>ஶ</w:t>
             </w:r>
-            <w:proofErr w:type="spellStart"/>
             <w:r>
               <w:rPr>
                 <w:rFonts w:ascii="BRH Devanagari Extra" w:hAnsi="BRH Devanagari Extra" w:cs="Latha"/>
@@ -8523,7 +8911,6 @@
               </w:rPr>
               <w:t>óè</w:t>
             </w:r>
-            <w:proofErr w:type="spellEnd"/>
             <w:r>
               <w:rPr>
                 <w:rFonts w:ascii="Latha" w:hAnsi="Latha" w:cs="Latha"/>
@@ -8543,7 +8930,6 @@
               </w:rPr>
               <w:t>…</w:t>
             </w:r>
-            <w:proofErr w:type="spellStart"/>
             <w:r>
               <w:rPr>
                 <w:rFonts w:ascii="BRH Devanagari Extra" w:hAnsi="BRH Devanagari Extra" w:cs="Latha"/>
@@ -8553,7 +8939,6 @@
               </w:rPr>
               <w:t>óè</w:t>
             </w:r>
-            <w:proofErr w:type="spellEnd"/>
             <w:r>
               <w:rPr>
                 <w:rFonts w:ascii="BRH Tamil Tab Extra" w:hAnsi="BRH Tamil Tab Extra" w:cs="Latha"/>
@@ -8697,23 +9082,13 @@
                 <w:szCs w:val="28"/>
               </w:rPr>
             </w:pPr>
-            <w:proofErr w:type="spellStart"/>
-            <w:r>
-              <w:rPr>
-                <w:b/>
-                <w:sz w:val="28"/>
-                <w:szCs w:val="28"/>
-              </w:rPr>
-              <w:t>Dasini</w:t>
-            </w:r>
-            <w:proofErr w:type="spellEnd"/>
-            <w:r>
-              <w:rPr>
-                <w:b/>
-                <w:sz w:val="28"/>
-                <w:szCs w:val="28"/>
-              </w:rPr>
-              <w:t xml:space="preserve"> No -</w:t>
+            <w:r>
+              <w:rPr>
+                <w:b/>
+                <w:sz w:val="28"/>
+                <w:szCs w:val="28"/>
+              </w:rPr>
+              <w:t>Dasini No -</w:t>
             </w:r>
             <w:r>
               <w:rPr>
@@ -8776,7 +9151,6 @@
               </w:rPr>
               <w:t>3</w:t>
             </w:r>
-            <w:proofErr w:type="spellStart"/>
             <w:r>
               <w:rPr>
                 <w:rFonts w:ascii="BRH Devanagari Extra" w:hAnsi="BRH Devanagari Extra" w:cs="Latha"/>
@@ -8786,7 +9160,6 @@
               </w:rPr>
               <w:t>óè</w:t>
             </w:r>
-            <w:proofErr w:type="spellEnd"/>
             <w:r>
               <w:rPr>
                 <w:rFonts w:ascii="BRH Tamil Tab Extra" w:hAnsi="BRH Tamil Tab Extra" w:cs="Latha"/>
@@ -8953,7 +9326,6 @@
               </w:rPr>
               <w:t>3</w:t>
             </w:r>
-            <w:proofErr w:type="spellStart"/>
             <w:r>
               <w:rPr>
                 <w:rFonts w:ascii="BRH Devanagari Extra" w:hAnsi="BRH Devanagari Extra" w:cs="Latha"/>
@@ -8963,7 +9335,6 @@
               </w:rPr>
               <w:t>óè</w:t>
             </w:r>
-            <w:proofErr w:type="spellEnd"/>
             <w:r>
               <w:rPr>
                 <w:rFonts w:ascii="BRH Tamil Tab Extra" w:hAnsi="BRH Tamil Tab Extra" w:cs="Latha"/>
@@ -9109,6 +9480,7 @@
                 <w:sz w:val="28"/>
                 <w:szCs w:val="28"/>
               </w:rPr>
+              <w:lastRenderedPageBreak/>
               <w:t xml:space="preserve">TB </w:t>
             </w:r>
             <w:r>
@@ -9173,23 +9545,13 @@
                 <w:szCs w:val="28"/>
               </w:rPr>
             </w:pPr>
-            <w:proofErr w:type="spellStart"/>
-            <w:r>
-              <w:rPr>
-                <w:b/>
-                <w:sz w:val="28"/>
-                <w:szCs w:val="28"/>
-              </w:rPr>
-              <w:t>Dasini</w:t>
-            </w:r>
-            <w:proofErr w:type="spellEnd"/>
-            <w:r>
-              <w:rPr>
-                <w:b/>
-                <w:sz w:val="28"/>
-                <w:szCs w:val="28"/>
-              </w:rPr>
-              <w:t xml:space="preserve"> No -</w:t>
+            <w:r>
+              <w:rPr>
+                <w:b/>
+                <w:sz w:val="28"/>
+                <w:szCs w:val="28"/>
+              </w:rPr>
+              <w:t>Dasini No -</w:t>
             </w:r>
             <w:r>
               <w:rPr>
@@ -9634,23 +9996,13 @@
                 <w:szCs w:val="28"/>
               </w:rPr>
             </w:pPr>
-            <w:proofErr w:type="spellStart"/>
-            <w:r>
-              <w:rPr>
-                <w:b/>
-                <w:sz w:val="28"/>
-                <w:szCs w:val="28"/>
-              </w:rPr>
-              <w:t>Dasini</w:t>
-            </w:r>
-            <w:proofErr w:type="spellEnd"/>
-            <w:r>
-              <w:rPr>
-                <w:b/>
-                <w:sz w:val="28"/>
-                <w:szCs w:val="28"/>
-              </w:rPr>
-              <w:t xml:space="preserve"> No -</w:t>
+            <w:r>
+              <w:rPr>
+                <w:b/>
+                <w:sz w:val="28"/>
+                <w:szCs w:val="28"/>
+              </w:rPr>
+              <w:t>Dasini No -</w:t>
             </w:r>
             <w:r>
               <w:rPr>
@@ -10080,16 +10432,7 @@
           <w:bCs/>
           <w:sz w:val="32"/>
         </w:rPr>
-        <w:t xml:space="preserve">replaced </w:t>
-      </w:r>
-      <w:proofErr w:type="gramStart"/>
-      <w:r>
-        <w:rPr>
-          <w:b/>
-          <w:bCs/>
-          <w:sz w:val="32"/>
-        </w:rPr>
-        <w:t>with</w:t>
+        <w:t>replaced with</w:t>
       </w:r>
       <w:r>
         <w:rPr>
@@ -10111,7 +10454,6 @@
         </w:rPr>
         <w:t>"</w:t>
       </w:r>
-      <w:proofErr w:type="gramEnd"/>
       <w:r>
         <w:rPr>
           <w:rFonts w:ascii="Latha" w:hAnsi="Latha" w:cs="Latha"/>
@@ -10217,7 +10559,6 @@
           <w:u w:val="single"/>
         </w:rPr>
       </w:pPr>
-      <w:proofErr w:type="spellStart"/>
       <w:r>
         <w:rPr>
           <w:b/>
@@ -10226,41 +10567,7 @@
           <w:szCs w:val="32"/>
           <w:u w:val="single"/>
         </w:rPr>
-        <w:lastRenderedPageBreak/>
-        <w:t>TaittirIya</w:t>
-      </w:r>
-      <w:proofErr w:type="spellEnd"/>
-      <w:r>
-        <w:rPr>
-          <w:b/>
-          <w:bCs/>
-          <w:sz w:val="32"/>
-          <w:szCs w:val="32"/>
-          <w:u w:val="single"/>
-        </w:rPr>
-        <w:t xml:space="preserve"> </w:t>
-      </w:r>
-      <w:proofErr w:type="spellStart"/>
-      <w:r>
-        <w:rPr>
-          <w:b/>
-          <w:bCs/>
-          <w:sz w:val="32"/>
-          <w:szCs w:val="32"/>
-          <w:u w:val="single"/>
-        </w:rPr>
-        <w:t>BrAhmaNam</w:t>
-      </w:r>
-      <w:proofErr w:type="spellEnd"/>
-      <w:r>
-        <w:rPr>
-          <w:b/>
-          <w:bCs/>
-          <w:sz w:val="32"/>
-          <w:szCs w:val="32"/>
-          <w:u w:val="single"/>
-        </w:rPr>
-        <w:t xml:space="preserve"> TB </w:t>
+        <w:t xml:space="preserve">TaittirIya BrAhmaNam TB </w:t>
       </w:r>
       <w:r>
         <w:rPr>
@@ -10322,7 +10629,6 @@
         </w:rPr>
         <w:t xml:space="preserve"> </w:t>
       </w:r>
-      <w:proofErr w:type="gramStart"/>
       <w:r>
         <w:rPr>
           <w:b/>
@@ -10363,7 +10669,6 @@
         </w:rPr>
         <w:t xml:space="preserve">  Book</w:t>
       </w:r>
-      <w:proofErr w:type="gramEnd"/>
       <w:r>
         <w:rPr>
           <w:b/>
@@ -10647,27 +10952,7 @@
                 <w:sz w:val="32"/>
                 <w:szCs w:val="32"/>
               </w:rPr>
-              <w:t xml:space="preserve">To be read as or corrected </w:t>
-            </w:r>
-            <w:proofErr w:type="gramStart"/>
-            <w:r>
-              <w:rPr>
-                <w:b/>
-                <w:bCs/>
-                <w:sz w:val="32"/>
-                <w:szCs w:val="32"/>
-              </w:rPr>
-              <w:t>as(</w:t>
-            </w:r>
-            <w:proofErr w:type="gramEnd"/>
-            <w:r>
-              <w:rPr>
-                <w:b/>
-                <w:bCs/>
-                <w:sz w:val="32"/>
-                <w:szCs w:val="32"/>
-              </w:rPr>
-              <w:t>Comments and analysis)</w:t>
+              <w:t>To be read as or corrected as(Comments and analysis)</w:t>
             </w:r>
           </w:p>
         </w:tc>
@@ -10745,47 +11030,16 @@
                 <w:sz w:val="28"/>
                 <w:szCs w:val="28"/>
               </w:rPr>
-              <w:t xml:space="preserve"> </w:t>
-            </w:r>
-            <w:proofErr w:type="spellStart"/>
-            <w:r>
-              <w:rPr>
-                <w:b/>
-                <w:bCs/>
-                <w:sz w:val="28"/>
-                <w:szCs w:val="28"/>
-              </w:rPr>
-              <w:t>Dasini</w:t>
-            </w:r>
-            <w:proofErr w:type="spellEnd"/>
-            <w:r>
-              <w:rPr>
-                <w:b/>
-                <w:bCs/>
-                <w:sz w:val="28"/>
-                <w:szCs w:val="28"/>
-              </w:rPr>
-              <w:t xml:space="preserve"> </w:t>
-            </w:r>
-            <w:proofErr w:type="spellStart"/>
-            <w:r>
-              <w:rPr>
-                <w:b/>
-                <w:bCs/>
-                <w:sz w:val="28"/>
-                <w:szCs w:val="28"/>
-              </w:rPr>
-              <w:t>Vaakyam</w:t>
-            </w:r>
-            <w:proofErr w:type="spellEnd"/>
-            <w:r>
-              <w:rPr>
-                <w:b/>
-                <w:bCs/>
-                <w:sz w:val="28"/>
-                <w:szCs w:val="28"/>
-              </w:rPr>
-              <w:t xml:space="preserve"> 2</w:t>
+              <w:t xml:space="preserve"> Dasini</w:t>
+            </w:r>
+            <w:r>
+              <w:rPr>
+                <w:b/>
+                <w:bCs/>
+                <w:sz w:val="28"/>
+                <w:szCs w:val="28"/>
+              </w:rPr>
+              <w:t xml:space="preserve"> Vaakyam 2</w:t>
             </w:r>
           </w:p>
           <w:p>
@@ -11343,27 +11597,7 @@
                 <w:sz w:val="28"/>
                 <w:szCs w:val="28"/>
               </w:rPr>
-              <w:t xml:space="preserve"> </w:t>
-            </w:r>
-            <w:proofErr w:type="spellStart"/>
-            <w:r>
-              <w:rPr>
-                <w:b/>
-                <w:bCs/>
-                <w:sz w:val="28"/>
-                <w:szCs w:val="28"/>
-              </w:rPr>
-              <w:t>Dasini</w:t>
-            </w:r>
-            <w:proofErr w:type="spellEnd"/>
-            <w:r>
-              <w:rPr>
-                <w:b/>
-                <w:bCs/>
-                <w:sz w:val="28"/>
-                <w:szCs w:val="28"/>
-              </w:rPr>
-              <w:t xml:space="preserve"> </w:t>
+              <w:t xml:space="preserve"> Dasini </w:t>
             </w:r>
             <w:r>
               <w:rPr>
@@ -11373,26 +11607,7 @@
                 <w:szCs w:val="28"/>
               </w:rPr>
               <w:br/>
-            </w:r>
-            <w:proofErr w:type="spellStart"/>
-            <w:r>
-              <w:rPr>
-                <w:b/>
-                <w:bCs/>
-                <w:sz w:val="28"/>
-                <w:szCs w:val="28"/>
-              </w:rPr>
-              <w:t>Vaakyam</w:t>
-            </w:r>
-            <w:proofErr w:type="spellEnd"/>
-            <w:r>
-              <w:rPr>
-                <w:b/>
-                <w:bCs/>
-                <w:sz w:val="28"/>
-                <w:szCs w:val="28"/>
-              </w:rPr>
-              <w:t xml:space="preserve"> 9</w:t>
+              <w:t>Vaakyam 9</w:t>
             </w:r>
           </w:p>
           <w:p>
@@ -11570,7 +11785,6 @@
               </w:rPr>
               <w:t>3</w:t>
             </w:r>
-            <w:proofErr w:type="spellStart"/>
             <w:r>
               <w:rPr>
                 <w:rFonts w:ascii="BRH Devanagari Extra" w:hAnsi="BRH Devanagari Extra" w:cs="Latha"/>
@@ -11580,7 +11794,6 @@
               </w:rPr>
               <w:t>óè</w:t>
             </w:r>
-            <w:proofErr w:type="spellEnd"/>
             <w:r>
               <w:rPr>
                 <w:rFonts w:ascii="BRH Tamil Tab Extra" w:hAnsi="BRH Tamil Tab Extra" w:cs="Latha"/>
@@ -11774,7 +11987,6 @@
               </w:rPr>
               <w:t>3</w:t>
             </w:r>
-            <w:proofErr w:type="spellStart"/>
             <w:r>
               <w:rPr>
                 <w:rFonts w:ascii="BRH Devanagari Extra" w:hAnsi="BRH Devanagari Extra" w:cs="Latha"/>
@@ -11784,7 +11996,6 @@
               </w:rPr>
               <w:t>óè</w:t>
             </w:r>
-            <w:proofErr w:type="spellEnd"/>
             <w:r>
               <w:rPr>
                 <w:rFonts w:ascii="BRH Tamil Tab Extra" w:hAnsi="BRH Tamil Tab Extra" w:cs="Latha"/>
@@ -11847,6 +12058,7 @@
                 <w:sz w:val="28"/>
                 <w:szCs w:val="28"/>
               </w:rPr>
+              <w:lastRenderedPageBreak/>
               <w:t xml:space="preserve">TB 2.2.6.1  </w:t>
             </w:r>
           </w:p>
@@ -11867,19 +12079,8 @@
                 <w:sz w:val="28"/>
                 <w:szCs w:val="28"/>
               </w:rPr>
-              <w:t xml:space="preserve">34th </w:t>
-            </w:r>
-            <w:proofErr w:type="spellStart"/>
-            <w:r>
-              <w:rPr>
-                <w:b/>
-                <w:bCs/>
-                <w:sz w:val="28"/>
-                <w:szCs w:val="28"/>
-              </w:rPr>
-              <w:t>Dasini</w:t>
-            </w:r>
-            <w:proofErr w:type="spellEnd"/>
+              <w:t>34th Dasini</w:t>
+            </w:r>
           </w:p>
           <w:p>
             <w:pPr>
@@ -11889,25 +12090,14 @@
                 <w:szCs w:val="28"/>
               </w:rPr>
             </w:pPr>
-            <w:proofErr w:type="spellStart"/>
-            <w:r>
-              <w:rPr>
-                <w:b/>
-                <w:bCs/>
-                <w:sz w:val="28"/>
-                <w:szCs w:val="28"/>
-              </w:rPr>
-              <w:t>Vaakyam</w:t>
-            </w:r>
-            <w:proofErr w:type="spellEnd"/>
-            <w:r>
-              <w:rPr>
-                <w:b/>
-                <w:bCs/>
-                <w:sz w:val="28"/>
-                <w:szCs w:val="28"/>
-              </w:rPr>
-              <w:t xml:space="preserve"> 3</w:t>
+            <w:r>
+              <w:rPr>
+                <w:b/>
+                <w:bCs/>
+                <w:sz w:val="28"/>
+                <w:szCs w:val="28"/>
+              </w:rPr>
+              <w:t>Vaakyam 3</w:t>
             </w:r>
           </w:p>
         </w:tc>
@@ -12331,19 +12521,8 @@
                 <w:sz w:val="28"/>
                 <w:szCs w:val="28"/>
               </w:rPr>
-              <w:t xml:space="preserve">16th </w:t>
-            </w:r>
-            <w:proofErr w:type="spellStart"/>
-            <w:r>
-              <w:rPr>
-                <w:b/>
-                <w:bCs/>
-                <w:sz w:val="28"/>
-                <w:szCs w:val="28"/>
-              </w:rPr>
-              <w:t>Dasini</w:t>
-            </w:r>
-            <w:proofErr w:type="spellEnd"/>
+              <w:t>16th Dasini</w:t>
+            </w:r>
           </w:p>
           <w:p>
             <w:pPr>
@@ -12353,25 +12532,14 @@
                 <w:szCs w:val="28"/>
               </w:rPr>
             </w:pPr>
-            <w:proofErr w:type="spellStart"/>
-            <w:r>
-              <w:rPr>
-                <w:b/>
-                <w:bCs/>
-                <w:sz w:val="28"/>
-                <w:szCs w:val="28"/>
-              </w:rPr>
-              <w:t>Vaakyam</w:t>
-            </w:r>
-            <w:proofErr w:type="spellEnd"/>
-            <w:r>
-              <w:rPr>
-                <w:b/>
-                <w:bCs/>
-                <w:sz w:val="28"/>
-                <w:szCs w:val="28"/>
-              </w:rPr>
-              <w:t xml:space="preserve"> 2</w:t>
+            <w:r>
+              <w:rPr>
+                <w:b/>
+                <w:bCs/>
+                <w:sz w:val="28"/>
+                <w:szCs w:val="28"/>
+              </w:rPr>
+              <w:t>Vaakyam 2</w:t>
             </w:r>
           </w:p>
         </w:tc>
@@ -13074,19 +13242,8 @@
                 <w:sz w:val="28"/>
                 <w:szCs w:val="28"/>
               </w:rPr>
-              <w:t xml:space="preserve">16th </w:t>
-            </w:r>
-            <w:proofErr w:type="spellStart"/>
-            <w:r>
-              <w:rPr>
-                <w:b/>
-                <w:bCs/>
-                <w:sz w:val="28"/>
-                <w:szCs w:val="28"/>
-              </w:rPr>
-              <w:t>Dasini</w:t>
-            </w:r>
-            <w:proofErr w:type="spellEnd"/>
+              <w:t>16th Dasini</w:t>
+            </w:r>
           </w:p>
           <w:p>
             <w:pPr>
@@ -13096,25 +13253,14 @@
                 <w:szCs w:val="28"/>
               </w:rPr>
             </w:pPr>
-            <w:proofErr w:type="spellStart"/>
-            <w:r>
-              <w:rPr>
-                <w:b/>
-                <w:bCs/>
-                <w:sz w:val="28"/>
-                <w:szCs w:val="28"/>
-              </w:rPr>
-              <w:t>Vaakyam</w:t>
-            </w:r>
-            <w:proofErr w:type="spellEnd"/>
-            <w:r>
-              <w:rPr>
-                <w:b/>
-                <w:bCs/>
-                <w:sz w:val="28"/>
-                <w:szCs w:val="28"/>
-              </w:rPr>
-              <w:t xml:space="preserve"> 5</w:t>
+            <w:r>
+              <w:rPr>
+                <w:b/>
+                <w:bCs/>
+                <w:sz w:val="28"/>
+                <w:szCs w:val="28"/>
+              </w:rPr>
+              <w:t>Vaakyam 5</w:t>
             </w:r>
           </w:p>
         </w:tc>
@@ -13202,7 +13348,6 @@
               </w:rPr>
               <w:t>வேஷா</w:t>
             </w:r>
-            <w:proofErr w:type="spellStart"/>
             <w:r>
               <w:rPr>
                 <w:rFonts w:ascii="BRH Devanagari Extra" w:hAnsi="BRH Devanagari Extra" w:cs="Latha"/>
@@ -13222,7 +13367,6 @@
               </w:rPr>
               <w:t>è</w:t>
             </w:r>
-            <w:proofErr w:type="spellEnd"/>
             <w:r>
               <w:rPr>
                 <w:rFonts w:ascii="BRH Tamil Tab Extra" w:hAnsi="BRH Tamil Tab Extra" w:cs="Latha"/>
@@ -13348,7 +13492,6 @@
               </w:rPr>
               <w:t>வேஷா</w:t>
             </w:r>
-            <w:proofErr w:type="spellStart"/>
             <w:r>
               <w:rPr>
                 <w:rFonts w:ascii="BRH Devanagari Extra" w:hAnsi="BRH Devanagari Extra" w:cs="Latha"/>
@@ -13358,7 +13501,6 @@
               </w:rPr>
               <w:t>óè</w:t>
             </w:r>
-            <w:proofErr w:type="spellEnd"/>
             <w:r>
               <w:rPr>
                 <w:rFonts w:ascii="BRH Tamil Tab Extra" w:hAnsi="BRH Tamil Tab Extra" w:cs="Latha"/>
@@ -13431,7 +13573,6 @@
                 <w:sz w:val="28"/>
                 <w:szCs w:val="28"/>
               </w:rPr>
-              <w:lastRenderedPageBreak/>
               <w:t>TB 2.4.4.10</w:t>
             </w:r>
           </w:p>
@@ -13450,19 +13591,8 @@
                 <w:sz w:val="28"/>
                 <w:szCs w:val="28"/>
               </w:rPr>
-              <w:t xml:space="preserve">43rd </w:t>
-            </w:r>
-            <w:proofErr w:type="spellStart"/>
-            <w:r>
-              <w:rPr>
-                <w:b/>
-                <w:bCs/>
-                <w:sz w:val="28"/>
-                <w:szCs w:val="28"/>
-              </w:rPr>
-              <w:t>Dasini</w:t>
-            </w:r>
-            <w:proofErr w:type="spellEnd"/>
+              <w:t>43rd Dasini</w:t>
+            </w:r>
             <w:r>
               <w:rPr>
                 <w:b/>
@@ -13481,25 +13611,14 @@
               </w:rPr>
               <w:br/>
             </w:r>
-            <w:proofErr w:type="spellStart"/>
-            <w:r>
-              <w:rPr>
-                <w:b/>
-                <w:bCs/>
-                <w:sz w:val="28"/>
-                <w:szCs w:val="28"/>
-              </w:rPr>
-              <w:t>Vaakyam</w:t>
-            </w:r>
-            <w:proofErr w:type="spellEnd"/>
-            <w:r>
-              <w:rPr>
-                <w:b/>
-                <w:bCs/>
-                <w:sz w:val="28"/>
-                <w:szCs w:val="28"/>
-              </w:rPr>
-              <w:t xml:space="preserve"> 3</w:t>
+            <w:r>
+              <w:rPr>
+                <w:b/>
+                <w:bCs/>
+                <w:sz w:val="28"/>
+                <w:szCs w:val="28"/>
+              </w:rPr>
+              <w:t>Vaakyam 3</w:t>
             </w:r>
           </w:p>
         </w:tc>
@@ -13866,19 +13985,8 @@
                 <w:sz w:val="28"/>
                 <w:szCs w:val="28"/>
               </w:rPr>
-              <w:t xml:space="preserve">44th </w:t>
-            </w:r>
-            <w:proofErr w:type="spellStart"/>
-            <w:r>
-              <w:rPr>
-                <w:b/>
-                <w:bCs/>
-                <w:sz w:val="28"/>
-                <w:szCs w:val="28"/>
-              </w:rPr>
-              <w:t>Dasini</w:t>
-            </w:r>
-            <w:proofErr w:type="spellEnd"/>
+              <w:t>44th Dasini</w:t>
+            </w:r>
             <w:r>
               <w:rPr>
                 <w:b/>
@@ -13897,25 +14005,14 @@
               </w:rPr>
               <w:br/>
             </w:r>
-            <w:proofErr w:type="spellStart"/>
-            <w:r>
-              <w:rPr>
-                <w:b/>
-                <w:bCs/>
-                <w:sz w:val="28"/>
-                <w:szCs w:val="28"/>
-              </w:rPr>
-              <w:t>Vaakyam</w:t>
-            </w:r>
-            <w:proofErr w:type="spellEnd"/>
-            <w:r>
-              <w:rPr>
-                <w:b/>
-                <w:bCs/>
-                <w:sz w:val="28"/>
-                <w:szCs w:val="28"/>
-              </w:rPr>
-              <w:t xml:space="preserve"> 5</w:t>
+            <w:r>
+              <w:rPr>
+                <w:b/>
+                <w:bCs/>
+                <w:sz w:val="28"/>
+                <w:szCs w:val="28"/>
+              </w:rPr>
+              <w:t>Vaakyam 5</w:t>
             </w:r>
           </w:p>
           <w:p>
@@ -14282,19 +14379,8 @@
                 <w:sz w:val="28"/>
                 <w:szCs w:val="28"/>
               </w:rPr>
-              <w:t xml:space="preserve">74th </w:t>
-            </w:r>
-            <w:proofErr w:type="spellStart"/>
-            <w:r>
-              <w:rPr>
-                <w:b/>
-                <w:bCs/>
-                <w:sz w:val="28"/>
-                <w:szCs w:val="28"/>
-              </w:rPr>
-              <w:t>Dasini</w:t>
-            </w:r>
-            <w:proofErr w:type="spellEnd"/>
+              <w:t>74th Dasini</w:t>
+            </w:r>
             <w:r>
               <w:rPr>
                 <w:b/>
@@ -14313,25 +14399,14 @@
               </w:rPr>
               <w:br/>
             </w:r>
-            <w:proofErr w:type="spellStart"/>
-            <w:r>
-              <w:rPr>
-                <w:b/>
-                <w:bCs/>
-                <w:sz w:val="28"/>
-                <w:szCs w:val="28"/>
-              </w:rPr>
-              <w:t>Vaakyam</w:t>
-            </w:r>
-            <w:proofErr w:type="spellEnd"/>
-            <w:r>
-              <w:rPr>
-                <w:b/>
-                <w:bCs/>
-                <w:sz w:val="28"/>
-                <w:szCs w:val="28"/>
-              </w:rPr>
-              <w:t xml:space="preserve"> 3</w:t>
+            <w:r>
+              <w:rPr>
+                <w:b/>
+                <w:bCs/>
+                <w:sz w:val="28"/>
+                <w:szCs w:val="28"/>
+              </w:rPr>
+              <w:t>Vaakyam 3</w:t>
             </w:r>
           </w:p>
           <w:p>
@@ -14717,23 +14792,7 @@
           <w:sz w:val="36"/>
           <w:szCs w:val="36"/>
         </w:rPr>
-        <w:t xml:space="preserve">Other minor corrections for nasal, </w:t>
-      </w:r>
-      <w:proofErr w:type="spellStart"/>
-      <w:r>
-        <w:rPr>
-          <w:sz w:val="36"/>
-          <w:szCs w:val="36"/>
-        </w:rPr>
-        <w:t>swarabhakti</w:t>
-      </w:r>
-      <w:proofErr w:type="spellEnd"/>
-      <w:r>
-        <w:rPr>
-          <w:sz w:val="36"/>
-          <w:szCs w:val="36"/>
-        </w:rPr>
-        <w:t xml:space="preserve"> have been implemented</w:t>
+        <w:t>Other minor corrections for nasal, swarabhakti have been implemented</w:t>
       </w:r>
     </w:p>
     <w:p>
@@ -14757,7 +14816,6 @@
       <w:r>
         <w:tab/>
       </w:r>
-      <w:proofErr w:type="spellStart"/>
       <w:r>
         <w:rPr>
           <w:b/>
@@ -14766,40 +14824,7 @@
           <w:szCs w:val="32"/>
           <w:u w:val="single"/>
         </w:rPr>
-        <w:t>TaittirIya</w:t>
-      </w:r>
-      <w:proofErr w:type="spellEnd"/>
-      <w:r>
-        <w:rPr>
-          <w:b/>
-          <w:bCs/>
-          <w:sz w:val="32"/>
-          <w:szCs w:val="32"/>
-          <w:u w:val="single"/>
-        </w:rPr>
-        <w:t xml:space="preserve"> </w:t>
-      </w:r>
-      <w:proofErr w:type="spellStart"/>
-      <w:r>
-        <w:rPr>
-          <w:b/>
-          <w:bCs/>
-          <w:sz w:val="32"/>
-          <w:szCs w:val="32"/>
-          <w:u w:val="single"/>
-        </w:rPr>
-        <w:t>BrAhmaNam</w:t>
-      </w:r>
-      <w:proofErr w:type="spellEnd"/>
-      <w:r>
-        <w:rPr>
-          <w:b/>
-          <w:bCs/>
-          <w:sz w:val="32"/>
-          <w:szCs w:val="32"/>
-          <w:u w:val="single"/>
-        </w:rPr>
-        <w:t xml:space="preserve"> TB 2.1</w:t>
+        <w:t>TaittirIya BrAhmaNam TB 2.1</w:t>
       </w:r>
       <w:r>
         <w:rPr>
@@ -14831,7 +14856,6 @@
         </w:rPr>
         <w:t xml:space="preserve"> </w:t>
       </w:r>
-      <w:proofErr w:type="gramStart"/>
       <w:r>
         <w:rPr>
           <w:b/>
@@ -14842,7 +14866,6 @@
         </w:rPr>
         <w:t>2.4  Book</w:t>
       </w:r>
-      <w:proofErr w:type="gramEnd"/>
       <w:r>
         <w:rPr>
           <w:b/>
